--- a/sem_2/Lab3/Lab3.docx
+++ b/sem_2/Lab3/Lab3.docx
@@ -2031,8 +2031,6 @@
           <w:lang w:val="ru-RU"/>
         </w:rPr>
       </w:pPr>
-      <w:bookmarkStart w:id="0" w:name="_GoBack"/>
-      <w:bookmarkEnd w:id="0"/>
       <w:r>
         <w:rPr>
           <w:rFonts w:hint="default" w:cs="Times New Roman"/>
@@ -2068,9 +2066,9 @@
       <w:r>
         <w:drawing>
           <wp:inline distT="0" distB="0" distL="114300" distR="114300">
-            <wp:extent cx="5937250" cy="3860800"/>
-            <wp:effectExtent l="0" t="0" r="6350" b="6350"/>
-            <wp:docPr id="1" name="Изображение 1"/>
+            <wp:extent cx="5975985" cy="5381625"/>
+            <wp:effectExtent l="0" t="0" r="5715" b="9525"/>
+            <wp:docPr id="4" name="Изображение 2"/>
             <wp:cNvGraphicFramePr>
               <a:graphicFrameLocks xmlns:a="http://schemas.openxmlformats.org/drawingml/2006/main" noChangeAspect="1"/>
             </wp:cNvGraphicFramePr>
@@ -2078,7 +2076,7 @@
               <a:graphicData uri="http://schemas.openxmlformats.org/drawingml/2006/picture">
                 <pic:pic xmlns:pic="http://schemas.openxmlformats.org/drawingml/2006/picture">
                   <pic:nvPicPr>
-                    <pic:cNvPr id="1" name="Изображение 1"/>
+                    <pic:cNvPr id="4" name="Изображение 2"/>
                     <pic:cNvPicPr>
                       <a:picLocks noChangeAspect="1"/>
                     </pic:cNvPicPr>
@@ -2092,7 +2090,7 @@
                   <pic:spPr>
                     <a:xfrm>
                       <a:off x="0" y="0"/>
-                      <a:ext cx="5937250" cy="3860800"/>
+                      <a:ext cx="5975985" cy="5381625"/>
                     </a:xfrm>
                     <a:prstGeom prst="rect">
                       <a:avLst/>
@@ -2108,6 +2106,22 @@
           </wp:inline>
         </w:drawing>
       </w:r>
+    </w:p>
+    <w:p>
+      <w:pPr>
+        <w:numPr>
+          <w:ilvl w:val="0"/>
+          <w:numId w:val="0"/>
+        </w:numPr>
+        <w:spacing w:after="30" w:line="360" w:lineRule="auto"/>
+        <w:jc w:val="both"/>
+        <w:rPr>
+          <w:rFonts w:hint="default"/>
+          <w:lang w:val="ru-RU"/>
+        </w:rPr>
+      </w:pPr>
+      <w:bookmarkStart w:id="0" w:name="_GoBack"/>
+      <w:bookmarkEnd w:id="0"/>
     </w:p>
     <w:p>
       <w:pPr>
